--- a/lessons/6-4/downloads/6-4-notes-l3.docx
+++ b/lessons/6-4/downloads/6-4-notes-l3.docx
@@ -1769,47 +1769,6 @@
         <w:t xml:space="preserve">Write About the Math</w:t>
       </w:r>
     </w:p>
-    <w:p>
-      <w:pPr>
-        <w:spacing w:after="100"/>
-      </w:pPr>
-      <w:r>
-        <w:rPr>
-          <w:i/>
-          <w:iCs/>
-          <w:color w:val="5F6F80"/>
-          <w:sz w:val="19"/>
-          <w:szCs w:val="19"/>
-        </w:rPr>
-        <w:t xml:space="preserve">Use the support level you need. Every level answers the same math question.</w:t>
-      </w:r>
-    </w:p>
-    <w:p>
-      <w:pPr>
-        <w:pStyle w:val="Heading2"/>
-        <w:spacing w:after="80" w:before="180"/>
-      </w:pPr>
-      <w:r>
-        <w:rPr>
-          <w:b/>
-          <w:bCs/>
-          <w:color w:val="12355B"/>
-          <w:sz w:val="24"/>
-          <w:szCs w:val="24"/>
-        </w:rPr>
-        <w:t xml:space="preserve">1. Understand the Question</w:t>
-      </w:r>
-      <w:r>
-        <w:rPr>
-          <w:i/>
-          <w:iCs/>
-          <w:color w:val="B97A12"/>
-          <w:sz w:val="19"/>
-          <w:szCs w:val="19"/>
-        </w:rPr>
-        <w:t xml:space="preserve">   explain</w:t>
-      </w:r>
-    </w:p>
     <w:tbl>
       <w:tblPr>
         <w:tblW w:type="pct" w:w="100%"/>
@@ -1848,38 +1807,16 @@
               </w:rPr>
               <w:t xml:space="preserve">How much will the ride cost? How does the expression model this situation?</w:t>
             </w:r>
-          </w:p>
-          <w:p>
-            <w:pPr>
-              <w:spacing w:after="0"/>
-            </w:pPr>
-            <w:r>
-              <w:rPr>
-                <w:b/>
-                <w:bCs/>
-                <w:color w:val="12355B"/>
-                <w:sz w:val="20"/>
-                <w:szCs w:val="20"/>
-              </w:rPr>
-              <w:t xml:space="preserve">Your job:  </w:t>
-            </w:r>
-            <w:r>
-              <w:rPr>
-                <w:sz w:val="20"/>
-                <w:szCs w:val="20"/>
-              </w:rPr>
-              <w:t xml:space="preserve">Answer the question. Use math evidence. Explain how the evidence proves your answer.</w:t>
-            </w:r>
             <w:r>
               <w:rPr>
                 <w:i/>
                 <w:iCs/>
                 <w:color w:val="5F6F80"/>
-                <w:sz w:val="18"/>
-                <w:szCs w:val="18"/>
+                <w:sz w:val="19"/>
+                <w:szCs w:val="19"/>
               </w:rPr>
               <w:br/>
-              <w:t xml:space="preserve">Responde la pregunta. Usa evidencia matemática. Explica cómo la evidencia demuestra tu respuesta.</w:t>
+              <w:t xml:space="preserve">¿Cuánto costará el viaje? ¿Cómo modela la expresión esta situación?</w:t>
             </w:r>
           </w:p>
         </w:tc>
@@ -1887,33 +1824,22 @@
     </w:tbl>
     <w:p>
       <w:pPr>
-        <w:pStyle w:val="Heading2"/>
-        <w:spacing w:after="80" w:before="180"/>
-      </w:pPr>
-      <w:r>
-        <w:rPr>
-          <w:b/>
-          <w:bCs/>
-          <w:color w:val="12355B"/>
-          <w:sz w:val="24"/>
-          <w:szCs w:val="24"/>
-        </w:rPr>
-        <w:t xml:space="preserve">2. Plan Your Math Words</w:t>
-      </w:r>
+        <w:spacing w:after="100"/>
+      </w:pPr>
       <w:r>
         <w:rPr>
           <w:i/>
           <w:iCs/>
-          <w:color w:val="1FA6A2"/>
+          <w:color w:val="5F6F80"/>
           <w:sz w:val="19"/>
           <w:szCs w:val="19"/>
         </w:rPr>
-        <w:t xml:space="preserve">   check at least two</w:t>
-      </w:r>
-    </w:p>
-    <w:p>
-      <w:pPr>
-        <w:spacing w:after="60"/>
+        <w:t xml:space="preserve">Say your answer to a partner first. Then write it, using at least two of these words:</w:t>
+      </w:r>
+    </w:p>
+    <w:p>
+      <w:pPr>
+        <w:spacing w:after="40"/>
       </w:pPr>
       <w:r>
         <w:rPr>
@@ -1933,14 +1859,7 @@
           <w:sz w:val="20"/>
           <w:szCs w:val="20"/>
         </w:rPr>
-        <w:t xml:space="preserve">Write and Evaluate Numerical Expressions with Exponents — </w:t>
-      </w:r>
-      <w:r>
-        <w:rPr>
-          <w:sz w:val="20"/>
-          <w:szCs w:val="20"/>
-        </w:rPr>
-        <w:t xml:space="preserve">Turning a situation into a number sentence without an equal sign, then finding its value in the correct order.</w:t>
+        <w:t xml:space="preserve">Numerical expression</w:t>
       </w:r>
       <w:r>
         <w:rPr>
@@ -1950,13 +1869,12 @@
           <w:sz w:val="18"/>
           <w:szCs w:val="18"/>
         </w:rPr>
-        <w:br/>
-        <w:t xml:space="preserve">Escribir y evaluar expresiones numéricas con exponentes — Convertir una situación en una expresión numérica sin signo de igual y luego hallar su valor en el orden correcto.</w:t>
-      </w:r>
-    </w:p>
-    <w:p>
-      <w:pPr>
-        <w:spacing w:after="60"/>
+        <w:t xml:space="preserve">  ·  Expresión numérica</w:t>
+      </w:r>
+    </w:p>
+    <w:p>
+      <w:pPr>
+        <w:spacing w:after="40"/>
       </w:pPr>
       <w:r>
         <w:rPr>
@@ -1976,14 +1894,7 @@
           <w:sz w:val="20"/>
           <w:szCs w:val="20"/>
         </w:rPr>
-        <w:t xml:space="preserve">Numerical expression — </w:t>
-      </w:r>
-      <w:r>
-        <w:rPr>
-          <w:sz w:val="20"/>
-          <w:szCs w:val="20"/>
-        </w:rPr>
-        <w:t xml:space="preserve">A math phrase built from numbers and operations, with no equal sign and no variable.</w:t>
+        <w:t xml:space="preserve">Evaluate</w:t>
       </w:r>
       <w:r>
         <w:rPr>
@@ -1993,13 +1904,12 @@
           <w:sz w:val="18"/>
           <w:szCs w:val="18"/>
         </w:rPr>
-        <w:br/>
-        <w:t xml:space="preserve">Expresión numérica — Una frase matemática hecha de números y operaciones, sin signo de igual y sin variable.</w:t>
-      </w:r>
-    </w:p>
-    <w:p>
-      <w:pPr>
-        <w:spacing w:after="60"/>
+        <w:t xml:space="preserve">  ·  Evaluar</w:t>
+      </w:r>
+    </w:p>
+    <w:p>
+      <w:pPr>
+        <w:spacing w:after="40"/>
       </w:pPr>
       <w:r>
         <w:rPr>
@@ -2019,14 +1929,7 @@
           <w:sz w:val="20"/>
           <w:szCs w:val="20"/>
         </w:rPr>
-        <w:t xml:space="preserve">Evaluate — </w:t>
-      </w:r>
-      <w:r>
-        <w:rPr>
-          <w:sz w:val="20"/>
-          <w:szCs w:val="20"/>
-        </w:rPr>
-        <w:t xml:space="preserve">To find the single value an expression is worth by carrying out its operations in order.</w:t>
+        <w:t xml:space="preserve">Order of operations</w:t>
       </w:r>
       <w:r>
         <w:rPr>
@@ -2036,13 +1939,12 @@
           <w:sz w:val="18"/>
           <w:szCs w:val="18"/>
         </w:rPr>
-        <w:br/>
-        <w:t xml:space="preserve">Evaluar — Hallar el único valor que representa una expresión, realizando sus operaciones en orden.</w:t>
-      </w:r>
-    </w:p>
-    <w:p>
-      <w:pPr>
-        <w:spacing w:after="60"/>
+        <w:t xml:space="preserve">  ·  Orden de las operaciones</w:t>
+      </w:r>
+    </w:p>
+    <w:p>
+      <w:pPr>
+        <w:spacing w:after="40"/>
       </w:pPr>
       <w:r>
         <w:rPr>
@@ -2062,14 +1964,7 @@
           <w:sz w:val="20"/>
           <w:szCs w:val="20"/>
         </w:rPr>
-        <w:t xml:space="preserve">Order of operations — </w:t>
-      </w:r>
-      <w:r>
-        <w:rPr>
-          <w:sz w:val="20"/>
-          <w:szCs w:val="20"/>
-        </w:rPr>
-        <w:t xml:space="preserve">The agreed order for evaluating: grouping symbols, then exponents, then multiply and divide left to right, then add and subtract left to right.</w:t>
+        <w:t xml:space="preserve">Power</w:t>
       </w:r>
       <w:r>
         <w:rPr>
@@ -2079,13 +1974,12 @@
           <w:sz w:val="18"/>
           <w:szCs w:val="18"/>
         </w:rPr>
-        <w:br/>
-        <w:t xml:space="preserve">Orden de las operaciones — El orden acordado para evaluar: signos de agrupación, luego exponentes, luego multiplicar y dividir de izquierda a derecha, y por último sumar y restar de izquierda a derecha.</w:t>
-      </w:r>
-    </w:p>
-    <w:p>
-      <w:pPr>
-        <w:spacing w:after="60"/>
+        <w:t xml:space="preserve">  ·  Potencia</w:t>
+      </w:r>
+    </w:p>
+    <w:p>
+      <w:pPr>
+        <w:spacing w:after="40"/>
       </w:pPr>
       <w:r>
         <w:rPr>
@@ -2105,14 +1999,7 @@
           <w:sz w:val="20"/>
           <w:szCs w:val="20"/>
         </w:rPr>
-        <w:t xml:space="preserve">Power — </w:t>
-      </w:r>
-      <w:r>
-        <w:rPr>
-          <w:sz w:val="20"/>
-          <w:szCs w:val="20"/>
-        </w:rPr>
-        <w:t xml:space="preserve">A short way to write repeated multiplication of the same factor, such as 2³ for 2 × 2 × 2.</w:t>
+        <w:t xml:space="preserve">Base</w:t>
       </w:r>
       <w:r>
         <w:rPr>
@@ -2122,109 +2009,7 @@
           <w:sz w:val="18"/>
           <w:szCs w:val="18"/>
         </w:rPr>
-        <w:br/>
-        <w:t xml:space="preserve">Potencia — Una forma corta de escribir la multiplicación repetida del mismo factor, como 2³ para 2 × 2 × 2.</w:t>
-      </w:r>
-    </w:p>
-    <w:tbl>
-      <w:tblPr>
-        <w:tblW w:type="pct" w:w="100%"/>
-        <w:tblBorders>
-          <w:top w:val="single" w:color="1FA6A2" w:sz="8"/>
-          <w:left w:val="single" w:color="1FA6A2" w:sz="8"/>
-          <w:bottom w:val="single" w:color="1FA6A2" w:sz="8"/>
-          <w:right w:val="single" w:color="1FA6A2" w:sz="8"/>
-          <w:insideH w:val="single" w:color="auto" w:sz="4"/>
-          <w:insideV w:val="single" w:color="auto" w:sz="4"/>
-        </w:tblBorders>
-      </w:tblPr>
-      <w:tblGrid>
-        <w:gridCol w:w="100"/>
-      </w:tblGrid>
-      <w:tr>
-        <w:tc>
-          <w:tcPr>
-            <w:shd w:fill="F7FFFD" w:color="auto" w:val="clear"/>
-            <w:tcMar>
-              <w:top w:type="dxa" w:w="120"/>
-              <w:left w:type="dxa" w:w="180"/>
-              <w:bottom w:type="dxa" w:w="120"/>
-              <w:right w:type="dxa" w:w="180"/>
-            </w:tcMar>
-          </w:tcPr>
-          <w:p>
-            <w:pPr>
-              <w:spacing w:after="50"/>
-            </w:pPr>
-            <w:r>
-              <w:rPr>
-                <w:b/>
-                <w:bCs/>
-                <w:color w:val="1FA6A2"/>
-                <w:sz w:val="20"/>
-                <w:szCs w:val="20"/>
-              </w:rPr>
-              <w:t xml:space="preserve">Say it first:  </w:t>
-            </w:r>
-            <w:r>
-              <w:rPr>
-                <w:sz w:val="20"/>
-                <w:szCs w:val="20"/>
-              </w:rPr>
-              <w:t xml:space="preserve">Say your idea to a partner or quietly to yourself before you write.</w:t>
-            </w:r>
-          </w:p>
-          <w:p>
-            <w:pPr>
-              <w:spacing w:after="60"/>
-            </w:pPr>
-            <w:r>
-              <w:rPr>
-                <w:color w:val="1A2733"/>
-                <w:sz w:val="21"/>
-                <w:szCs w:val="21"/>
-              </w:rPr>
-              <w:t xml:space="preserve">The ride costs $___ because 2.50 + 1.75(___) = ___. The 2.50 is the ___ and 1.75 is the ___.</w:t>
-            </w:r>
-            <w:r>
-              <w:rPr>
-                <w:i/>
-                <w:iCs/>
-                <w:color w:val="5F6F80"/>
-                <w:sz w:val="19"/>
-                <w:szCs w:val="19"/>
-              </w:rPr>
-              <w:br/>
-              <w:t xml:space="preserve">Di tu respuesta primero: Mi respuesta es ___ porque ___.</w:t>
-            </w:r>
-          </w:p>
-        </w:tc>
-      </w:tr>
-    </w:tbl>
-    <w:p>
-      <w:pPr>
-        <w:pStyle w:val="Heading2"/>
-        <w:spacing w:after="80" w:before="180"/>
-      </w:pPr>
-      <w:r>
-        <w:rPr>
-          <w:b/>
-          <w:bCs/>
-          <w:color w:val="12355B"/>
-          <w:sz w:val="24"/>
-          <w:szCs w:val="24"/>
-        </w:rPr>
-        <w:t xml:space="preserve">3. Build Your Explanation</w:t>
-      </w:r>
-      <w:r>
-        <w:rPr>
-          <w:i/>
-          <w:iCs/>
-          <w:color w:val="B97A12"/>
-          <w:sz w:val="19"/>
-          <w:szCs w:val="19"/>
-        </w:rPr>
-        <w:t xml:space="preserve">   choose your support</w:t>
+        <w:t xml:space="preserve">  ·  Base</w:t>
       </w:r>
     </w:p>
     <w:tbl>
@@ -2255,21 +2040,6 @@
           </w:tcPr>
           <w:p>
             <w:pPr>
-              <w:spacing w:after="50"/>
-            </w:pPr>
-            <w:r>
-              <w:rPr>
-                <w:i/>
-                <w:iCs/>
-                <w:color w:val="5F6F80"/>
-                <w:sz w:val="19"/>
-                <w:szCs w:val="19"/>
-              </w:rPr>
-              <w:t xml:space="preserve">This model shows the parts of an explanation. It does not answer your writing question.</w:t>
-            </w:r>
-          </w:p>
-          <w:p>
-            <w:pPr>
               <w:spacing w:after="80"/>
             </w:pPr>
             <w:r>
@@ -2280,58 +2050,14 @@
                 <w:sz w:val="19"/>
                 <w:szCs w:val="19"/>
               </w:rPr>
-              <w:t xml:space="preserve">Claim:  </w:t>
+              <w:t xml:space="preserve">Model:  </w:t>
             </w:r>
             <w:r>
               <w:rPr>
                 <w:sz w:val="19"/>
                 <w:szCs w:val="19"/>
               </w:rPr>
-              <w:t xml:space="preserve">Substitute the number of speakers for s, then evaluate.</w:t>
-            </w:r>
-          </w:p>
-          <w:p>
-            <w:pPr>
-              <w:spacing w:after="80"/>
-            </w:pPr>
-            <w:r>
-              <w:rPr>
-                <w:b/>
-                <w:bCs/>
-                <w:color w:val="12355B"/>
-                <w:sz w:val="19"/>
-                <w:szCs w:val="19"/>
-              </w:rPr>
-              <w:t xml:space="preserve">Evidence:  </w:t>
-            </w:r>
-            <w:r>
-              <w:rPr>
-                <w:sz w:val="19"/>
-                <w:szCs w:val="19"/>
-              </w:rPr>
-              <w:t xml:space="preserve">Students substitute s = 5 (150 + 12 × 5 = 210), explain 150 is the fixed venue fee and 12 is the cost per speaker, and note s can be any number.</w:t>
-            </w:r>
-          </w:p>
-          <w:p>
-            <w:pPr>
-              <w:spacing w:after="80"/>
-            </w:pPr>
-            <w:r>
-              <w:rPr>
-                <w:b/>
-                <w:bCs/>
-                <w:color w:val="12355B"/>
-                <w:sz w:val="19"/>
-                <w:szCs w:val="19"/>
-              </w:rPr>
-              <w:t xml:space="preserve">Reasoning:  </w:t>
-            </w:r>
-            <w:r>
-              <w:rPr>
-                <w:sz w:val="19"/>
-                <w:szCs w:val="19"/>
-              </w:rPr>
-              <w:t xml:space="preserve">This evidence connects the definition of write and evaluate numerical expressions with exponents to the mathematical claim.</w:t>
+              <w:t xml:space="preserve">Substitute the number of speakers for s, then evaluate. — Students substitute s = 5 (150 + 12 × 5 = 210), explain 150 is the fixed venue fee and 12 is the cost per speaker, and note s can be any number.</w:t>
             </w:r>
           </w:p>
         </w:tc>
@@ -2410,7 +2136,7 @@
           <w:sz w:val="21"/>
           <w:szCs w:val="21"/>
         </w:rPr>
-        <w:t xml:space="preserve">My answer is ___.</w:t>
+        <w:t xml:space="preserve">My answer is ___ because ___.</w:t>
       </w:r>
       <w:r>
         <w:rPr>
@@ -2421,7 +2147,7 @@
           <w:szCs w:val="19"/>
         </w:rPr>
         <w:br/>
-        <w:t xml:space="preserve">Mi respuesta es ___.</w:t>
+        <w:t xml:space="preserve">Mi respuesta es ___ porque ___.</w:t>
       </w:r>
     </w:p>
     <w:tbl>
@@ -2561,7 +2287,7 @@
           <w:sz w:val="21"/>
           <w:szCs w:val="21"/>
         </w:rPr>
-        <w:t xml:space="preserve">I know because ___.</w:t>
+        <w:t xml:space="preserve">My evidence is ___, so ___.</w:t>
       </w:r>
       <w:r>
         <w:rPr>
@@ -2572,31 +2298,7 @@
           <w:szCs w:val="19"/>
         </w:rPr>
         <w:br/>
-        <w:t xml:space="preserve">Lo sé porque ___.</w:t>
-      </w:r>
-    </w:p>
-    <w:p>
-      <w:pPr>
-        <w:spacing w:after="60"/>
-      </w:pPr>
-      <w:r>
-        <w:rPr>
-          <w:color w:val="1A2733"/>
-          <w:sz w:val="21"/>
-          <w:szCs w:val="21"/>
-        </w:rPr>
-        <w:t xml:space="preserve">So ___.</w:t>
-      </w:r>
-      <w:r>
-        <w:rPr>
-          <w:i/>
-          <w:iCs/>
-          <w:color w:val="5F6F80"/>
-          <w:sz w:val="19"/>
-          <w:szCs w:val="19"/>
-        </w:rPr>
-        <w:br/>
-        <w:t xml:space="preserve">Entonces ___.</w:t>
+        <w:t xml:space="preserve">Mi evidencia es ___, entonces ___.</w:t>
       </w:r>
     </w:p>
     <w:tbl>
@@ -2702,78 +2404,6 @@
         <w:t xml:space="preserve">Escribe una afirmación, da evidencia matemática y explica tu razonamiento.</w:t>
       </w:r>
     </w:p>
-    <w:p>
-      <w:pPr>
-        <w:spacing w:after="60"/>
-      </w:pPr>
-      <w:r>
-        <w:rPr>
-          <w:color w:val="1A2733"/>
-          <w:sz w:val="21"/>
-          <w:szCs w:val="21"/>
-        </w:rPr>
-        <w:t xml:space="preserve">My claim is ___.</w:t>
-      </w:r>
-      <w:r>
-        <w:rPr>
-          <w:i/>
-          <w:iCs/>
-          <w:color w:val="5F6F80"/>
-          <w:sz w:val="19"/>
-          <w:szCs w:val="19"/>
-        </w:rPr>
-        <w:br/>
-        <w:t xml:space="preserve">Mi afirmación es ___.</w:t>
-      </w:r>
-    </w:p>
-    <w:p>
-      <w:pPr>
-        <w:spacing w:after="60"/>
-      </w:pPr>
-      <w:r>
-        <w:rPr>
-          <w:color w:val="1A2733"/>
-          <w:sz w:val="21"/>
-          <w:szCs w:val="21"/>
-        </w:rPr>
-        <w:t xml:space="preserve">My math evidence is ___.</w:t>
-      </w:r>
-      <w:r>
-        <w:rPr>
-          <w:i/>
-          <w:iCs/>
-          <w:color w:val="5F6F80"/>
-          <w:sz w:val="19"/>
-          <w:szCs w:val="19"/>
-        </w:rPr>
-        <w:br/>
-        <w:t xml:space="preserve">Mi evidencia matemática es ___.</w:t>
-      </w:r>
-    </w:p>
-    <w:p>
-      <w:pPr>
-        <w:spacing w:after="60"/>
-      </w:pPr>
-      <w:r>
-        <w:rPr>
-          <w:color w:val="1A2733"/>
-          <w:sz w:val="21"/>
-          <w:szCs w:val="21"/>
-        </w:rPr>
-        <w:t xml:space="preserve">This proves ___ because ___.</w:t>
-      </w:r>
-      <w:r>
-        <w:rPr>
-          <w:i/>
-          <w:iCs/>
-          <w:color w:val="5F6F80"/>
-          <w:sz w:val="19"/>
-          <w:szCs w:val="19"/>
-        </w:rPr>
-        <w:br/>
-        <w:t xml:space="preserve">Esto demuestra ___ porque ___.</w:t>
-      </w:r>
-    </w:p>
     <w:tbl>
       <w:tblPr>
         <w:tblW w:type="pct" w:w="100%"/>
@@ -2856,7 +2486,7 @@
           <w:sz w:val="24"/>
           <w:szCs w:val="24"/>
         </w:rPr>
-        <w:t xml:space="preserve">4. Check Your Explanation</w:t>
+        <w:t xml:space="preserve">Check Your Explanation</w:t>
       </w:r>
       <w:r>
         <w:rPr>
@@ -2866,7 +2496,7 @@
           <w:sz w:val="19"/>
           <w:szCs w:val="19"/>
         </w:rPr>
-        <w:t xml:space="preserve">   five quick checks</w:t>
+        <w:t xml:space="preserve">   three quick checks</w:t>
       </w:r>
     </w:p>
     <w:p>
@@ -2890,17 +2520,6 @@
         </w:rPr>
         <w:t xml:space="preserve">I answered the question.</w:t>
       </w:r>
-      <w:r>
-        <w:rPr>
-          <w:i/>
-          <w:iCs/>
-          <w:color w:val="5F6F80"/>
-          <w:sz w:val="18"/>
-          <w:szCs w:val="18"/>
-        </w:rPr>
-        <w:br/>
-        <w:t xml:space="preserve">Respondí la pregunta.</w:t>
-      </w:r>
     </w:p>
     <w:p>
       <w:pPr>
@@ -2921,18 +2540,7 @@
           <w:sz w:val="20"/>
           <w:szCs w:val="20"/>
         </w:rPr>
-        <w:t xml:space="preserve">I used math evidence: numbers, an equation, a model, or a comparison.</w:t>
-      </w:r>
-      <w:r>
-        <w:rPr>
-          <w:i/>
-          <w:iCs/>
-          <w:color w:val="5F6F80"/>
-          <w:sz w:val="18"/>
-          <w:szCs w:val="18"/>
-        </w:rPr>
-        <w:br/>
-        <w:t xml:space="preserve">Usé evidencia matemática: números, una ecuación, un modelo o una comparación.</w:t>
+        <w:t xml:space="preserve">I used math evidence: numbers, an equation, or a model.</w:t>
       </w:r>
     </w:p>
     <w:p>
@@ -2954,84 +2562,7 @@
           <w:sz w:val="20"/>
           <w:szCs w:val="20"/>
         </w:rPr>
-        <w:t xml:space="preserve">I explained how the evidence proves my answer.</w:t>
-      </w:r>
-      <w:r>
-        <w:rPr>
-          <w:i/>
-          <w:iCs/>
-          <w:color w:val="5F6F80"/>
-          <w:sz w:val="18"/>
-          <w:szCs w:val="18"/>
-        </w:rPr>
-        <w:br/>
-        <w:t xml:space="preserve">Expliqué cómo la evidencia demuestra mi respuesta.</w:t>
-      </w:r>
-    </w:p>
-    <w:p>
-      <w:pPr>
-        <w:spacing w:after="80"/>
-      </w:pPr>
-      <w:r>
-        <w:rPr>
-          <w:b/>
-          <w:bCs/>
-          <w:color w:val="1FA6A2"/>
-          <w:sz w:val="22"/>
-          <w:szCs w:val="22"/>
-        </w:rPr>
-        <w:t xml:space="preserve">☐  </w:t>
-      </w:r>
-      <w:r>
-        <w:rPr>
-          <w:sz w:val="20"/>
-          <w:szCs w:val="20"/>
-        </w:rPr>
         <w:t xml:space="preserve">I used at least two math words.</w:t>
-      </w:r>
-      <w:r>
-        <w:rPr>
-          <w:i/>
-          <w:iCs/>
-          <w:color w:val="5F6F80"/>
-          <w:sz w:val="18"/>
-          <w:szCs w:val="18"/>
-        </w:rPr>
-        <w:br/>
-        <w:t xml:space="preserve">Usé por lo menos dos palabras matemáticas.</w:t>
-      </w:r>
-    </w:p>
-    <w:p>
-      <w:pPr>
-        <w:spacing w:after="80"/>
-      </w:pPr>
-      <w:r>
-        <w:rPr>
-          <w:b/>
-          <w:bCs/>
-          <w:color w:val="1FA6A2"/>
-          <w:sz w:val="22"/>
-          <w:szCs w:val="22"/>
-        </w:rPr>
-        <w:t xml:space="preserve">☐  </w:t>
-      </w:r>
-      <w:r>
-        <w:rPr>
-          <w:sz w:val="20"/>
-          <w:szCs w:val="20"/>
-        </w:rPr>
-        <w:t xml:space="preserve">I reread complete sentences and punctuation.</w:t>
-      </w:r>
-      <w:r>
-        <w:rPr>
-          <w:i/>
-          <w:iCs/>
-          <w:color w:val="5F6F80"/>
-          <w:sz w:val="18"/>
-          <w:szCs w:val="18"/>
-        </w:rPr>
-        <w:br/>
-        <w:t xml:space="preserve">Volví a leer mis oraciones completas y la puntuación.</w:t>
       </w:r>
     </w:p>
     <w:p>
